--- a/deliverables/DataModels.docx
+++ b/deliverables/DataModels.docx
@@ -225,12 +225,12 @@
           <wp:inline distB="0" distT="0" distL="0" distR="0">
             <wp:extent cx="5727700" cy="3122930"/>
             <wp:effectExtent b="0" l="0" r="0" t="0"/>
-            <wp:docPr id="1" name="image1.png"/>
+            <wp:docPr id="1" name="image3.png"/>
             <a:graphic>
               <a:graphicData uri="http://schemas.openxmlformats.org/drawingml/2006/picture">
                 <pic:pic>
                   <pic:nvPicPr>
-                    <pic:cNvPr id="0" name="image1.png"/>
+                    <pic:cNvPr id="0" name="image3.png"/>
                     <pic:cNvPicPr preferRelativeResize="0"/>
                   </pic:nvPicPr>
                   <pic:blipFill>
@@ -433,12 +433,12 @@
           <wp:inline distB="0" distT="0" distL="0" distR="0">
             <wp:extent cx="5727700" cy="3122930"/>
             <wp:effectExtent b="0" l="0" r="0" t="0"/>
-            <wp:docPr id="3" name="image3.png"/>
+            <wp:docPr id="3" name="image1.png"/>
             <a:graphic>
               <a:graphicData uri="http://schemas.openxmlformats.org/drawingml/2006/picture">
                 <pic:pic>
                   <pic:nvPicPr>
-                    <pic:cNvPr id="0" name="image3.png"/>
+                    <pic:cNvPr id="0" name="image1.png"/>
                     <pic:cNvPicPr preferRelativeResize="0"/>
                   </pic:nvPicPr>
                   <pic:blipFill>
@@ -955,7 +955,7 @@
             </w:pPr>
             <w:sdt>
               <w:sdtPr>
-                <w:id w:val="585889884"/>
+                <w:id w:val="-9258094"/>
                 <w:tag w:val="goog_rdk_0"/>
               </w:sdtPr>
               <w:sdtContent>
@@ -3011,7 +3011,7 @@
             </w:pPr>
             <w:sdt>
               <w:sdtPr>
-                <w:id w:val="2023729949"/>
+                <w:id w:val="2133982307"/>
                 <w:tag w:val="goog_rdk_1"/>
               </w:sdtPr>
               <w:sdtContent>
@@ -3331,7 +3331,7 @@
             </w:pPr>
             <w:sdt>
               <w:sdtPr>
-                <w:id w:val="-446751912"/>
+                <w:id w:val="81090019"/>
                 <w:tag w:val="goog_rdk_2"/>
               </w:sdtPr>
               <w:sdtContent>
@@ -3342,7 +3342,7 @@
                     <w:szCs w:val="19"/>
                     <w:rtl w:val="0"/>
                   </w:rPr>
-                  <w:t xml:space="preserve">FK logic → agent_identities (soft ref)</w:t>
+                  <w:t xml:space="preserve">FK → agent_identities </w:t>
                 </w:r>
               </w:sdtContent>
             </w:sdt>
@@ -4857,7 +4857,7 @@
             </w:pPr>
             <w:sdt>
               <w:sdtPr>
-                <w:id w:val="1014672134"/>
+                <w:id w:val="-248791503"/>
                 <w:tag w:val="goog_rdk_3"/>
               </w:sdtPr>
               <w:sdtContent>
@@ -5169,7 +5169,7 @@
             </w:pPr>
             <w:sdt>
               <w:sdtPr>
-                <w:id w:val="-2107124923"/>
+                <w:id w:val="-698817115"/>
                 <w:tag w:val="goog_rdk_4"/>
               </w:sdtPr>
               <w:sdtContent>
@@ -5180,7 +5180,7 @@
                     <w:szCs w:val="19"/>
                     <w:rtl w:val="0"/>
                   </w:rPr>
-                  <w:t xml:space="preserve">FK logic → agent_identities</w:t>
+                  <w:t xml:space="preserve">FK → agent_identities</w:t>
                 </w:r>
               </w:sdtContent>
             </w:sdt>
@@ -6470,7 +6470,7 @@
             </w:pPr>
             <w:sdt>
               <w:sdtPr>
-                <w:id w:val="1290559851"/>
+                <w:id w:val="1706719410"/>
                 <w:tag w:val="goog_rdk_5"/>
               </w:sdtPr>
               <w:sdtContent>
@@ -6991,7 +6991,7 @@
             </w:pPr>
             <w:sdt>
               <w:sdtPr>
-                <w:id w:val="-316132419"/>
+                <w:id w:val="96960250"/>
                 <w:tag w:val="goog_rdk_6"/>
               </w:sdtPr>
               <w:sdtContent>
@@ -8097,7 +8097,7 @@
             </w:pPr>
             <w:sdt>
               <w:sdtPr>
-                <w:id w:val="-2033829431"/>
+                <w:id w:val="-644493138"/>
                 <w:tag w:val="goog_rdk_7"/>
               </w:sdtPr>
               <w:sdtContent>
@@ -10766,7 +10766,7 @@
             </w:pPr>
             <w:sdt>
               <w:sdtPr>
-                <w:id w:val="-1749326277"/>
+                <w:id w:val="876352528"/>
                 <w:tag w:val="goog_rdk_8"/>
               </w:sdtPr>
               <w:sdtContent>
@@ -11078,7 +11078,7 @@
             </w:pPr>
             <w:sdt>
               <w:sdtPr>
-                <w:id w:val="-1013324451"/>
+                <w:id w:val="1003417145"/>
                 <w:tag w:val="goog_rdk_9"/>
               </w:sdtPr>
               <w:sdtContent>
@@ -12387,7 +12387,7 @@
             </w:pPr>
             <w:sdt>
               <w:sdtPr>
-                <w:id w:val="306483001"/>
+                <w:id w:val="-1293361553"/>
                 <w:tag w:val="goog_rdk_10"/>
               </w:sdtPr>
               <w:sdtContent>
@@ -12699,7 +12699,7 @@
             </w:pPr>
             <w:sdt>
               <w:sdtPr>
-                <w:id w:val="-817955842"/>
+                <w:id w:val="-1095437549"/>
                 <w:tag w:val="goog_rdk_11"/>
               </w:sdtPr>
               <w:sdtContent>
@@ -14396,7 +14396,7 @@
             </w:pPr>
             <w:sdt>
               <w:sdtPr>
-                <w:id w:val="-2037694324"/>
+                <w:id w:val="148691947"/>
                 <w:tag w:val="goog_rdk_12"/>
               </w:sdtPr>
               <w:sdtContent>
@@ -14865,7 +14865,7 @@
             </w:pPr>
             <w:sdt>
               <w:sdtPr>
-                <w:id w:val="318823787"/>
+                <w:id w:val="-2074654219"/>
                 <w:tag w:val="goog_rdk_13"/>
               </w:sdtPr>
               <w:sdtContent>
@@ -14974,7 +14974,7 @@
             </w:pPr>
             <w:sdt>
               <w:sdtPr>
-                <w:id w:val="-1071173277"/>
+                <w:id w:val="1863892608"/>
                 <w:tag w:val="goog_rdk_14"/>
               </w:sdtPr>
               <w:sdtContent>
@@ -16944,7 +16944,7 @@
             </w:pPr>
             <w:sdt>
               <w:sdtPr>
-                <w:id w:val="-1204835426"/>
+                <w:id w:val="1675642334"/>
                 <w:tag w:val="goog_rdk_15"/>
               </w:sdtPr>
               <w:sdtContent>
@@ -17256,7 +17256,7 @@
             </w:pPr>
             <w:sdt>
               <w:sdtPr>
-                <w:id w:val="52701822"/>
+                <w:id w:val="-1468736963"/>
                 <w:tag w:val="goog_rdk_16"/>
               </w:sdtPr>
               <w:sdtContent>
@@ -17474,7 +17474,7 @@
             </w:pPr>
             <w:sdt>
               <w:sdtPr>
-                <w:id w:val="-467113422"/>
+                <w:id w:val="-105527890"/>
                 <w:tag w:val="goog_rdk_17"/>
               </w:sdtPr>
               <w:sdtContent>
@@ -19414,7 +19414,7 @@
             </w:pPr>
             <w:sdt>
               <w:sdtPr>
-                <w:id w:val="1948410009"/>
+                <w:id w:val="2027874212"/>
                 <w:tag w:val="goog_rdk_18"/>
               </w:sdtPr>
               <w:sdtContent>
@@ -19726,7 +19726,7 @@
             </w:pPr>
             <w:sdt>
               <w:sdtPr>
-                <w:id w:val="-1265263551"/>
+                <w:id w:val="2029309182"/>
                 <w:tag w:val="goog_rdk_19"/>
               </w:sdtPr>
               <w:sdtContent>
@@ -19944,7 +19944,7 @@
             </w:pPr>
             <w:sdt>
               <w:sdtPr>
-                <w:id w:val="-2071548565"/>
+                <w:id w:val="-1332759748"/>
                 <w:tag w:val="goog_rdk_20"/>
               </w:sdtPr>
               <w:sdtContent>
@@ -21464,7 +21464,7 @@
             </w:pPr>
             <w:sdt>
               <w:sdtPr>
-                <w:id w:val="1022031336"/>
+                <w:id w:val="1421363806"/>
                 <w:tag w:val="goog_rdk_21"/>
               </w:sdtPr>
               <w:sdtContent>
@@ -21776,7 +21776,7 @@
             </w:pPr>
             <w:sdt>
               <w:sdtPr>
-                <w:id w:val="-1500423834"/>
+                <w:id w:val="-515504719"/>
                 <w:tag w:val="goog_rdk_22"/>
               </w:sdtPr>
               <w:sdtContent>
@@ -24126,7 +24126,7 @@
             </w:pPr>
             <w:sdt>
               <w:sdtPr>
-                <w:id w:val="993259449"/>
+                <w:id w:val="-773162273"/>
                 <w:tag w:val="goog_rdk_23"/>
               </w:sdtPr>
               <w:sdtContent>
@@ -24438,7 +24438,7 @@
             </w:pPr>
             <w:sdt>
               <w:sdtPr>
-                <w:id w:val="1734963410"/>
+                <w:id w:val="-1768595158"/>
                 <w:tag w:val="goog_rdk_24"/>
               </w:sdtPr>
               <w:sdtContent>
@@ -24656,7 +24656,7 @@
             </w:pPr>
             <w:sdt>
               <w:sdtPr>
-                <w:id w:val="-478784559"/>
+                <w:id w:val="-1704746241"/>
                 <w:tag w:val="goog_rdk_25"/>
               </w:sdtPr>
               <w:sdtContent>
@@ -27201,7 +27201,7 @@
             </w:pPr>
             <w:sdt>
               <w:sdtPr>
-                <w:id w:val="194367668"/>
+                <w:id w:val="1412194337"/>
                 <w:tag w:val="goog_rdk_26"/>
               </w:sdtPr>
               <w:sdtContent>
@@ -29217,7 +29217,7 @@
             </w:pPr>
             <w:sdt>
               <w:sdtPr>
-                <w:id w:val="-1419305876"/>
+                <w:id w:val="655362925"/>
                 <w:tag w:val="goog_rdk_27"/>
               </w:sdtPr>
               <w:sdtContent>
@@ -30835,7 +30835,7 @@
             </w:pPr>
             <w:sdt>
               <w:sdtPr>
-                <w:id w:val="2084332424"/>
+                <w:id w:val="-958410305"/>
                 <w:tag w:val="goog_rdk_28"/>
               </w:sdtPr>
               <w:sdtContent>
@@ -31147,7 +31147,7 @@
             </w:pPr>
             <w:sdt>
               <w:sdtPr>
-                <w:id w:val="-1388237582"/>
+                <w:id w:val="604143046"/>
                 <w:tag w:val="goog_rdk_29"/>
               </w:sdtPr>
               <w:sdtContent>
@@ -33296,7 +33296,7 @@
             </w:pPr>
             <w:sdt>
               <w:sdtPr>
-                <w:id w:val="-65846073"/>
+                <w:id w:val="-326836464"/>
                 <w:tag w:val="goog_rdk_30"/>
               </w:sdtPr>
               <w:sdtContent>
@@ -33608,7 +33608,7 @@
             </w:pPr>
             <w:sdt>
               <w:sdtPr>
-                <w:id w:val="494061092"/>
+                <w:id w:val="502770946"/>
                 <w:tag w:val="goog_rdk_31"/>
               </w:sdtPr>
               <w:sdtContent>
@@ -33826,7 +33826,7 @@
             </w:pPr>
             <w:sdt>
               <w:sdtPr>
-                <w:id w:val="-243878373"/>
+                <w:id w:val="2088097172"/>
                 <w:tag w:val="goog_rdk_32"/>
               </w:sdtPr>
               <w:sdtContent>
@@ -35344,7 +35344,7 @@
             </w:pPr>
             <w:sdt>
               <w:sdtPr>
-                <w:id w:val="-1798324350"/>
+                <w:id w:val="-668843681"/>
                 <w:tag w:val="goog_rdk_33"/>
               </w:sdtPr>
               <w:sdtContent>
@@ -39665,7 +39665,7 @@
             </w:pPr>
             <w:sdt>
               <w:sdtPr>
-                <w:id w:val="-2100157658"/>
+                <w:id w:val="1682072335"/>
                 <w:tag w:val="goog_rdk_34"/>
               </w:sdtPr>
               <w:sdtContent>
@@ -39864,7 +39864,7 @@
             </w:pPr>
             <w:sdt>
               <w:sdtPr>
-                <w:id w:val="356770144"/>
+                <w:id w:val="-1839301345"/>
                 <w:tag w:val="goog_rdk_35"/>
               </w:sdtPr>
               <w:sdtContent>
@@ -40062,7 +40062,7 @@
             </w:pPr>
             <w:sdt>
               <w:sdtPr>
-                <w:id w:val="-1430674155"/>
+                <w:id w:val="-1564123472"/>
                 <w:tag w:val="goog_rdk_36"/>
               </w:sdtPr>
               <w:sdtContent>
@@ -40261,7 +40261,7 @@
             </w:pPr>
             <w:sdt>
               <w:sdtPr>
-                <w:id w:val="-1025381035"/>
+                <w:id w:val="1986505686"/>
                 <w:tag w:val="goog_rdk_37"/>
               </w:sdtPr>
               <w:sdtContent>
@@ -40459,7 +40459,7 @@
             </w:pPr>
             <w:sdt>
               <w:sdtPr>
-                <w:id w:val="1559541595"/>
+                <w:id w:val="1827105480"/>
                 <w:tag w:val="goog_rdk_38"/>
               </w:sdtPr>
               <w:sdtContent>
@@ -40658,7 +40658,7 @@
             </w:pPr>
             <w:sdt>
               <w:sdtPr>
-                <w:id w:val="870395135"/>
+                <w:id w:val="-174534454"/>
                 <w:tag w:val="goog_rdk_39"/>
               </w:sdtPr>
               <w:sdtContent>
